--- a/output/coverletters/gh_cover_4243092009.docx
+++ b/output/coverletters/gh_cover_4243092009.docx
@@ -4,17 +4,22 @@
   <w:body>
     <w:p>
       <w:r>
-        <w:t>I am excited to apply for the Survey Data Operations Analyst position at Gallup. My education in Computer Science, coupled with hands-on experience in automating workflows and optimizing AI architectures, aligns well with the core responsibilities of the role. I am particularly motivated about the opportunity to transform complex survey data into actionable insights, a key aspect of Gallup's mission.</w:t>
+        <w:t>My name is Derrick Sun, and I write to apply for the Survey Data Operations Analyst position at Gallup. I am currently pursuing an M.S. in Computer Science at Purdue University, with a specialization in AI and Machine Learning. I am motivated by Gallup's mission to transform data into actionable insights, and I am eager to contribute to your efforts in building and automating data workflows that support impactful survey research.</w:t>
       </w:r>
     </w:p>
     <w:p>
       <w:r>
-        <w:t>In my previous work, I successfully developed automated data processes that improved workflow efficiency by minimizing manual tasks and ensuring data accuracy. Specifically, I leveraged my proficiency in Python and SQL to build scripts and validation checks, which streamlined data handling and significantly reduced error rates. This experience positions me to effectively support Gallup’s goal of enhancing data quality processes and delivering reliable datasets.</w:t>
+        <w:t>In my role as a Data Scientist Intern at Bridger Investment Partners, I automated data processing workflows using Python and SQL, streamlining operations and enhancing efficiency. Additionally, as a Research Assistant at UC Berkeley, I conducted analysis on complex datasets and developed machine learning models, showcasing my ability to turn raw data into structured outputs. My experience as a Teaching Assistant further honed my communication skills and attention to detail, both crucial for maintaining data quality and collaborating with multiple stakeholders.</w:t>
       </w:r>
     </w:p>
     <w:p>
       <w:r>
-        <w:t>I am particularly drawn to Gallup’s commitment to impactful research and collaboration across teams. I am eager to bring my automation-minded problem-solving approach to the Survey Data Operations Analyst role, ensuring that internal teams can focus on generating insights that drive positive change. I look forward to the opportunity to discuss how my background can contribute to Gallup’s innovative work.</w:t>
+        <w:t>I am particularly drawn to Gallup's emphasis on data quality and automation. My background in developing robust data pipelines and executing statistical analysis equips me with the technical skills to ensure data integrity and facilitate efficient operations. I am excited about the opportunity to work with diverse data sources and contribute to a team that values meticulous data handling while generating meaningful insights.</w:t>
+      </w:r>
+    </w:p>
+    <w:p>
+      <w:r>
+        <w:t>Thank you for considering my application. I look forward to the possibility of discussing how my skills and experiences align with the objectives of Gallup and how I can contribute to your data operations team.</w:t>
       </w:r>
     </w:p>
     <w:sectPr>
